--- a/docs/整体功能说明书.docx
+++ b/docs/整体功能说明书.docx
@@ -121,6 +121,58 @@
     </w:p>
     <w:p>
       <w:pPr>
+        <w:jc w:val="center"/>
+      </w:pPr>
+      <w:r>
+        <w:drawing>
+          <wp:inline xmlns:a="http://schemas.openxmlformats.org/drawingml/2006/main" xmlns:pic="http://schemas.openxmlformats.org/drawingml/2006/picture">
+            <wp:extent cx="5486400" cy="4685578"/>
+            <wp:docPr id="5" name="Picture 5"/>
+            <wp:cNvGraphicFramePr>
+              <a:graphicFrameLocks noChangeAspect="1"/>
+            </wp:cNvGraphicFramePr>
+            <a:graphic>
+              <a:graphicData uri="http://schemas.openxmlformats.org/drawingml/2006/picture">
+                <pic:pic>
+                  <pic:nvPicPr>
+                    <pic:cNvPr id="0" name="01_architecture.png"/>
+                    <pic:cNvPicPr/>
+                  </pic:nvPicPr>
+                  <pic:blipFill>
+                    <a:blip r:embed="rId13"/>
+                    <a:stretch>
+                      <a:fillRect/>
+                    </a:stretch>
+                  </pic:blipFill>
+                  <pic:spPr>
+                    <a:xfrm>
+                      <a:off x="0" y="0"/>
+                      <a:ext cx="5486400" cy="4685578"/>
+                    </a:xfrm>
+                    <a:prstGeom prst="rect"/>
+                  </pic:spPr>
+                </pic:pic>
+              </a:graphicData>
+            </a:graphic>
+          </wp:inline>
+        </w:drawing>
+      </w:r>
+    </w:p>
+    <w:p>
+      <w:pPr>
+        <w:jc w:val="center"/>
+      </w:pPr>
+      <w:r>
+        <w:rPr>
+          <w:i/>
+          <w:color w:val="666666"/>
+          <w:sz w:val="18"/>
+        </w:rPr>
+        <w:t>图: 1.3 系统架构全景</w:t>
+      </w:r>
+    </w:p>
+    <w:p>
+      <w:pPr>
         <w:spacing w:after="20"/>
       </w:pPr>
       <w:r>
@@ -133,6 +185,58 @@
       </w:pPr>
       <w:r>
         <w:t xml:space="preserve">   2.2 前端→后端→RAG→LLM 调用链</w:t>
+      </w:r>
+    </w:p>
+    <w:p>
+      <w:pPr>
+        <w:jc w:val="center"/>
+      </w:pPr>
+      <w:r>
+        <w:drawing>
+          <wp:inline xmlns:a="http://schemas.openxmlformats.org/drawingml/2006/main" xmlns:pic="http://schemas.openxmlformats.org/drawingml/2006/picture">
+            <wp:extent cx="5943600" cy="3640769"/>
+            <wp:docPr id="4" name="Picture 4"/>
+            <wp:cNvGraphicFramePr>
+              <a:graphicFrameLocks noChangeAspect="1"/>
+            </wp:cNvGraphicFramePr>
+            <a:graphic>
+              <a:graphicData uri="http://schemas.openxmlformats.org/drawingml/2006/picture">
+                <pic:pic>
+                  <pic:nvPicPr>
+                    <pic:cNvPr id="0" name="02_rag_pipeline.png"/>
+                    <pic:cNvPicPr/>
+                  </pic:nvPicPr>
+                  <pic:blipFill>
+                    <a:blip r:embed="rId12"/>
+                    <a:stretch>
+                      <a:fillRect/>
+                    </a:stretch>
+                  </pic:blipFill>
+                  <pic:spPr>
+                    <a:xfrm>
+                      <a:off x="0" y="0"/>
+                      <a:ext cx="5943600" cy="3640769"/>
+                    </a:xfrm>
+                    <a:prstGeom prst="rect"/>
+                  </pic:spPr>
+                </pic:pic>
+              </a:graphicData>
+            </a:graphic>
+          </wp:inline>
+        </w:drawing>
+      </w:r>
+    </w:p>
+    <w:p>
+      <w:pPr>
+        <w:jc w:val="center"/>
+      </w:pPr>
+      <w:r>
+        <w:rPr>
+          <w:i/>
+          <w:color w:val="666666"/>
+          <w:sz w:val="18"/>
+        </w:rPr>
+        <w:t>图: 2.1 用户提问→回答全流程</w:t>
       </w:r>
     </w:p>
     <w:p>
@@ -221,6 +325,58 @@
       </w:pPr>
       <w:r>
         <w:t xml:space="preserve">   4.1 三种提取方法</w:t>
+      </w:r>
+    </w:p>
+    <w:p>
+      <w:pPr>
+        <w:jc w:val="center"/>
+      </w:pPr>
+      <w:r>
+        <w:drawing>
+          <wp:inline xmlns:a="http://schemas.openxmlformats.org/drawingml/2006/main" xmlns:pic="http://schemas.openxmlformats.org/drawingml/2006/picture">
+            <wp:extent cx="5486400" cy="3458817"/>
+            <wp:docPr id="3" name="Picture 3"/>
+            <wp:cNvGraphicFramePr>
+              <a:graphicFrameLocks noChangeAspect="1"/>
+            </wp:cNvGraphicFramePr>
+            <a:graphic>
+              <a:graphicData uri="http://schemas.openxmlformats.org/drawingml/2006/picture">
+                <pic:pic>
+                  <pic:nvPicPr>
+                    <pic:cNvPr id="0" name="03_preprocessing.png"/>
+                    <pic:cNvPicPr/>
+                  </pic:nvPicPr>
+                  <pic:blipFill>
+                    <a:blip r:embed="rId11"/>
+                    <a:stretch>
+                      <a:fillRect/>
+                    </a:stretch>
+                  </pic:blipFill>
+                  <pic:spPr>
+                    <a:xfrm>
+                      <a:off x="0" y="0"/>
+                      <a:ext cx="5486400" cy="3458817"/>
+                    </a:xfrm>
+                    <a:prstGeom prst="rect"/>
+                  </pic:spPr>
+                </pic:pic>
+              </a:graphicData>
+            </a:graphic>
+          </wp:inline>
+        </w:drawing>
+      </w:r>
+    </w:p>
+    <w:p>
+      <w:pPr>
+        <w:jc w:val="center"/>
+      </w:pPr>
+      <w:r>
+        <w:rPr>
+          <w:i/>
+          <w:color w:val="666666"/>
+          <w:sz w:val="18"/>
+        </w:rPr>
+        <w:t>图: 文档预处理流水线</w:t>
       </w:r>
     </w:p>
     <w:p>
@@ -329,6 +485,58 @@
     </w:p>
     <w:p>
       <w:pPr>
+        <w:jc w:val="center"/>
+      </w:pPr>
+      <w:r>
+        <w:drawing>
+          <wp:inline xmlns:a="http://schemas.openxmlformats.org/drawingml/2006/main" xmlns:pic="http://schemas.openxmlformats.org/drawingml/2006/picture">
+            <wp:extent cx="5486400" cy="3468945"/>
+            <wp:docPr id="2" name="Picture 2"/>
+            <wp:cNvGraphicFramePr>
+              <a:graphicFrameLocks noChangeAspect="1"/>
+            </wp:cNvGraphicFramePr>
+            <a:graphic>
+              <a:graphicData uri="http://schemas.openxmlformats.org/drawingml/2006/picture">
+                <pic:pic>
+                  <pic:nvPicPr>
+                    <pic:cNvPr id="0" name="04_eval_framework.png"/>
+                    <pic:cNvPicPr/>
+                  </pic:nvPicPr>
+                  <pic:blipFill>
+                    <a:blip r:embed="rId10"/>
+                    <a:stretch>
+                      <a:fillRect/>
+                    </a:stretch>
+                  </pic:blipFill>
+                  <pic:spPr>
+                    <a:xfrm>
+                      <a:off x="0" y="0"/>
+                      <a:ext cx="5486400" cy="3468945"/>
+                    </a:xfrm>
+                    <a:prstGeom prst="rect"/>
+                  </pic:spPr>
+                </pic:pic>
+              </a:graphicData>
+            </a:graphic>
+          </wp:inline>
+        </w:drawing>
+      </w:r>
+    </w:p>
+    <w:p>
+      <w:pPr>
+        <w:jc w:val="center"/>
+      </w:pPr>
+      <w:r>
+        <w:rPr>
+          <w:i/>
+          <w:color w:val="666666"/>
+          <w:sz w:val="18"/>
+        </w:rPr>
+        <w:t>图: Prompt 评测体系</w:t>
+      </w:r>
+    </w:p>
+    <w:p>
+      <w:pPr>
         <w:spacing w:after="20"/>
       </w:pPr>
       <w:r>
@@ -368,11 +576,81 @@
       </w:r>
     </w:p>
     <w:p>
+      <w:r>
+        <w:rPr>
+          <w:b/>
+          <w:color w:val="1A478A"/>
+          <w:sz w:val="32"/>
+        </w:rPr>
+        <w:t>7. 综合评分</w:t>
+      </w:r>
+    </w:p>
+    <w:p>
       <w:pPr>
         <w:spacing w:after="20"/>
       </w:pPr>
       <w:r>
         <w:t>8. E2E Eval 评测系统</w:t>
+      </w:r>
+    </w:p>
+    <w:p>
+      <w:r>
+        <w:rPr>
+          <w:sz w:val="21"/>
+        </w:rPr>
+        <w:t>项目经过四轮代码审查和两轮安全审计修复，综合评分从 25/45 提升至 43/45（↑ +18）。以下雷达图展示了修复前后在 7 个质量维度的对比变化。</w:t>
+      </w:r>
+    </w:p>
+    <w:p>
+      <w:pPr>
+        <w:jc w:val="center"/>
+      </w:pPr>
+      <w:r>
+        <w:drawing>
+          <wp:inline xmlns:a="http://schemas.openxmlformats.org/drawingml/2006/main" xmlns:pic="http://schemas.openxmlformats.org/drawingml/2006/picture">
+            <wp:extent cx="4572000" cy="3906781"/>
+            <wp:docPr id="7" name="Picture 7"/>
+            <wp:cNvGraphicFramePr>
+              <a:graphicFrameLocks noChangeAspect="1"/>
+            </wp:cNvGraphicFramePr>
+            <a:graphic>
+              <a:graphicData uri="http://schemas.openxmlformats.org/drawingml/2006/picture">
+                <pic:pic>
+                  <pic:nvPicPr>
+                    <pic:cNvPr id="0" name="image.png"/>
+                    <pic:cNvPicPr/>
+                  </pic:nvPicPr>
+                  <pic:blipFill>
+                    <a:blip r:embed="rId14"/>
+                    <a:stretch>
+                      <a:fillRect/>
+                    </a:stretch>
+                  </pic:blipFill>
+                  <pic:spPr>
+                    <a:xfrm>
+                      <a:off x="0" y="0"/>
+                      <a:ext cx="4572000" cy="3906781"/>
+                    </a:xfrm>
+                    <a:prstGeom prst="rect"/>
+                  </pic:spPr>
+                </pic:pic>
+              </a:graphicData>
+            </a:graphic>
+          </wp:inline>
+        </w:drawing>
+      </w:r>
+    </w:p>
+    <w:p>
+      <w:pPr>
+        <w:jc w:val="center"/>
+      </w:pPr>
+      <w:r>
+        <w:rPr>
+          <w:i/>
+          <w:color w:val="666666"/>
+          <w:sz w:val="18"/>
+        </w:rPr>
+        <w:t>图: 代码质量综合评分雷达图 — 修复前后对比</w:t>
       </w:r>
     </w:p>
     <w:p>
@@ -397,6 +675,58 @@
       </w:pPr>
       <w:r>
         <w:t>11. 数据库设计</w:t>
+      </w:r>
+    </w:p>
+    <w:p>
+      <w:pPr>
+        <w:jc w:val="center"/>
+      </w:pPr>
+      <w:r>
+        <w:drawing>
+          <wp:inline xmlns:a="http://schemas.openxmlformats.org/drawingml/2006/main" xmlns:pic="http://schemas.openxmlformats.org/drawingml/2006/picture">
+            <wp:extent cx="4572000" cy="4845934"/>
+            <wp:docPr id="1" name="Picture 1"/>
+            <wp:cNvGraphicFramePr>
+              <a:graphicFrameLocks noChangeAspect="1"/>
+            </wp:cNvGraphicFramePr>
+            <a:graphic>
+              <a:graphicData uri="http://schemas.openxmlformats.org/drawingml/2006/picture">
+                <pic:pic>
+                  <pic:nvPicPr>
+                    <pic:cNvPr id="0" name="05_admin_dashboard.png"/>
+                    <pic:cNvPicPr/>
+                  </pic:nvPicPr>
+                  <pic:blipFill>
+                    <a:blip r:embed="rId9"/>
+                    <a:stretch>
+                      <a:fillRect/>
+                    </a:stretch>
+                  </pic:blipFill>
+                  <pic:spPr>
+                    <a:xfrm>
+                      <a:off x="0" y="0"/>
+                      <a:ext cx="4572000" cy="4845934"/>
+                    </a:xfrm>
+                    <a:prstGeom prst="rect"/>
+                  </pic:spPr>
+                </pic:pic>
+              </a:graphicData>
+            </a:graphic>
+          </wp:inline>
+        </w:drawing>
+      </w:r>
+    </w:p>
+    <w:p>
+      <w:pPr>
+        <w:jc w:val="center"/>
+      </w:pPr>
+      <w:r>
+        <w:rPr>
+          <w:i/>
+          <w:color w:val="666666"/>
+          <w:sz w:val="18"/>
+        </w:rPr>
+        <w:t>图: 管理后台功能一览</w:t>
       </w:r>
     </w:p>
     <w:p>
@@ -11594,6 +11924,59 @@
         <w:t>— 报告完毕 —</w:t>
       </w:r>
     </w:p>
+    <w:p>
+      <w:pPr>
+        <w:jc w:val="center"/>
+      </w:pPr>
+      <w:r>
+        <w:drawing>
+          <wp:inline xmlns:a="http://schemas.openxmlformats.org/drawingml/2006/main" xmlns:pic="http://schemas.openxmlformats.org/drawingml/2006/picture">
+            <wp:extent cx="4572000" cy="3906781"/>
+            <wp:docPr id="6" name="Picture 6"/>
+            <wp:cNvGraphicFramePr>
+              <a:graphicFrameLocks noChangeAspect="1"/>
+            </wp:cNvGraphicFramePr>
+            <a:graphic>
+              <a:graphicData uri="http://schemas.openxmlformats.org/drawingml/2006/picture">
+                <pic:pic>
+                  <pic:nvPicPr>
+                    <pic:cNvPr id="0" name="06_radar_score.png"/>
+                    <pic:cNvPicPr/>
+                  </pic:nvPicPr>
+                  <pic:blipFill>
+                    <a:blip r:embed="rId14"/>
+                    <a:stretch>
+                      <a:fillRect/>
+                    </a:stretch>
+                  </pic:blipFill>
+                  <pic:spPr>
+                    <a:xfrm>
+                      <a:off x="0" y="0"/>
+                      <a:ext cx="4572000" cy="3906781"/>
+                    </a:xfrm>
+                    <a:prstGeom prst="rect"/>
+                  </pic:spPr>
+                </pic:pic>
+              </a:graphicData>
+            </a:graphic>
+          </wp:inline>
+        </w:drawing>
+      </w:r>
+    </w:p>
+    <w:p>
+      <w:pPr>
+        <w:jc w:val="center"/>
+      </w:pPr>
+      <w:r>
+        <w:rPr>
+          <w:i/>
+          <w:color w:val="666666"/>
+          <w:sz w:val="18"/>
+        </w:rPr>
+        <w:t>图: 综合评分雷达图（修复前后对比）</w:t>
+      </w:r>
+    </w:p>
+    <w:p/>
     <w:sectPr>
       <w:pgSz w:w="12240" w:h="15840"/>
       <w:pgMar w:top="1440" w:right="1800" w:bottom="1440" w:left="1800" w:header="720" w:footer="720" w:gutter="0"/>

--- a/docs/整体功能说明书.docx
+++ b/docs/整体功能说明书.docx
@@ -732,28 +732,1759 @@
     </w:p>
     <w:p>
       <w:pPr>
-        <w:spacing w:after="20"/>
+        <w:pStyle w:val="1"/>
       </w:pPr>
       <w:r>
-        <w:t xml:space="preserve">   6.1 五张配置卡片</w:t>
+        <w:t>6. LLM 提供商配置体系</w:t>
+      </w:r>
+    </w:p>
+    <w:p>
+      <w:r>
+        <w:rPr>
+          <w:rFonts w:ascii="微软雅黑" w:hAnsi="微软雅黑" w:eastAsia="微软雅黑"/>
+          <w:sz w:val="21"/>
+        </w:rPr>
+        <w:t>系统内置灵活的 LLM 配置体系，支持为不同任务配置独立的 LLM 实例。当前共管理 8 张配置卡片（module_id），每张卡片可独立设置 provider / model / base_url / api_key，通过管理后台「后端模型」页面可视化配置。</w:t>
       </w:r>
     </w:p>
     <w:p>
       <w:pPr>
-        <w:spacing w:after="20"/>
+        <w:pStyle w:val="21"/>
       </w:pPr>
       <w:r>
-        <w:t xml:space="preserve">   6.2 SSRF 防护</w:t>
+        <w:t>6.1 八张配置卡片</w:t>
+      </w:r>
+    </w:p>
+    <w:p>
+      <w:r>
+        <w:rPr>
+          <w:rFonts w:ascii="微软雅黑" w:hAnsi="微软雅黑" w:eastAsia="微软雅黑"/>
+          <w:sz w:val="21"/>
+        </w:rPr>
+        <w:t>以下 8 张卡片按调用链路分为"对话与安全"（6 张）和"专用 API"（2 张）两组：</w:t>
+      </w:r>
+    </w:p>
+    <w:p>
+      <w:r>
+        <w:rPr>
+          <w:rFonts w:ascii="微软雅黑" w:hAnsi="微软雅黑" w:eastAsia="微软雅黑"/>
+          <w:b/>
+          <w:sz w:val="21"/>
+        </w:rPr>
+        <w:t>▎对话与安全组（6 张）</w:t>
+      </w:r>
+    </w:p>
+    <w:tbl>
+      <w:tblPr>
+        <w:tblStyle w:val="-11"/>
+        <w:tblW w:type="auto" w:w="0"/>
+        <w:jc w:val="center"/>
+        <w:tblLook w:firstColumn="1" w:firstRow="1" w:lastColumn="0" w:lastRow="0" w:noHBand="0" w:noVBand="1" w:val="04A0"/>
+      </w:tblPr>
+      <w:tblGrid>
+        <w:gridCol w:w="1440"/>
+        <w:gridCol w:w="1440"/>
+        <w:gridCol w:w="1440"/>
+        <w:gridCol w:w="1440"/>
+        <w:gridCol w:w="1440"/>
+        <w:gridCol w:w="1440"/>
+      </w:tblGrid>
+      <w:tr>
+        <w:tc>
+          <w:tcPr>
+            <w:tcW w:type="dxa" w:w="1440"/>
+            <w:shd w:fill="1a478a"/>
+          </w:tcPr>
+          <w:p>
+            <w:r>
+              <w:rPr>
+                <w:color w:val="FFFFFF"/>
+              </w:rPr>
+            </w:r>
+            <w:r>
+              <w:rPr>
+                <w:rFonts w:ascii="微软雅黑" w:hAnsi="微软雅黑" w:eastAsia="微软雅黑"/>
+                <w:b/>
+                <w:sz w:val="18"/>
+              </w:rPr>
+              <w:t>#</w:t>
+            </w:r>
+          </w:p>
+        </w:tc>
+        <w:tc>
+          <w:tcPr>
+            <w:tcW w:type="dxa" w:w="1440"/>
+            <w:shd w:fill="1a478a"/>
+          </w:tcPr>
+          <w:p>
+            <w:r>
+              <w:rPr>
+                <w:color w:val="FFFFFF"/>
+              </w:rPr>
+            </w:r>
+            <w:r>
+              <w:rPr>
+                <w:rFonts w:ascii="微软雅黑" w:hAnsi="微软雅黑" w:eastAsia="微软雅黑"/>
+                <w:b/>
+                <w:sz w:val="18"/>
+              </w:rPr>
+              <w:t>卡片ID</w:t>
+            </w:r>
+          </w:p>
+        </w:tc>
+        <w:tc>
+          <w:tcPr>
+            <w:tcW w:type="dxa" w:w="1440"/>
+            <w:shd w:fill="1a478a"/>
+          </w:tcPr>
+          <w:p>
+            <w:r>
+              <w:rPr>
+                <w:color w:val="FFFFFF"/>
+              </w:rPr>
+            </w:r>
+            <w:r>
+              <w:rPr>
+                <w:rFonts w:ascii="微软雅黑" w:hAnsi="微软雅黑" w:eastAsia="微软雅黑"/>
+                <w:b/>
+                <w:sz w:val="18"/>
+              </w:rPr>
+              <w:t>名称</w:t>
+            </w:r>
+          </w:p>
+        </w:tc>
+        <w:tc>
+          <w:tcPr>
+            <w:tcW w:type="dxa" w:w="1440"/>
+            <w:shd w:fill="1a478a"/>
+          </w:tcPr>
+          <w:p>
+            <w:r>
+              <w:rPr>
+                <w:color w:val="FFFFFF"/>
+              </w:rPr>
+            </w:r>
+            <w:r>
+              <w:rPr>
+                <w:rFonts w:ascii="微软雅黑" w:hAnsi="微软雅黑" w:eastAsia="微软雅黑"/>
+                <w:b/>
+                <w:sz w:val="18"/>
+              </w:rPr>
+              <w:t>用途</w:t>
+            </w:r>
+          </w:p>
+        </w:tc>
+        <w:tc>
+          <w:tcPr>
+            <w:tcW w:type="dxa" w:w="1440"/>
+            <w:shd w:fill="1a478a"/>
+          </w:tcPr>
+          <w:p>
+            <w:r>
+              <w:rPr>
+                <w:color w:val="FFFFFF"/>
+              </w:rPr>
+            </w:r>
+            <w:r>
+              <w:rPr>
+                <w:rFonts w:ascii="微软雅黑" w:hAnsi="微软雅黑" w:eastAsia="微软雅黑"/>
+                <w:b/>
+                <w:sz w:val="18"/>
+              </w:rPr>
+              <w:t>默认 Provider</w:t>
+            </w:r>
+          </w:p>
+        </w:tc>
+        <w:tc>
+          <w:tcPr>
+            <w:tcW w:type="dxa" w:w="1440"/>
+            <w:shd w:fill="1a478a"/>
+          </w:tcPr>
+          <w:p>
+            <w:r>
+              <w:rPr>
+                <w:color w:val="FFFFFF"/>
+              </w:rPr>
+            </w:r>
+            <w:r>
+              <w:rPr>
+                <w:rFonts w:ascii="微软雅黑" w:hAnsi="微软雅黑" w:eastAsia="微软雅黑"/>
+                <w:b/>
+                <w:sz w:val="18"/>
+              </w:rPr>
+              <w:t>默认模型</w:t>
+            </w:r>
+          </w:p>
+        </w:tc>
+      </w:tr>
+      <w:tr>
+        <w:tc>
+          <w:tcPr>
+            <w:tcW w:type="dxa" w:w="1440"/>
+          </w:tcPr>
+          <w:p>
+            <w:r/>
+            <w:r>
+              <w:rPr>
+                <w:rFonts w:ascii="微软雅黑" w:hAnsi="微软雅黑" w:eastAsia="微软雅黑"/>
+                <w:sz w:val="18"/>
+              </w:rPr>
+              <w:t>1</w:t>
+            </w:r>
+          </w:p>
+        </w:tc>
+        <w:tc>
+          <w:tcPr>
+            <w:tcW w:type="dxa" w:w="1440"/>
+          </w:tcPr>
+          <w:p>
+            <w:r/>
+            <w:r>
+              <w:rPr>
+                <w:rFonts w:ascii="微软雅黑" w:hAnsi="微软雅黑" w:eastAsia="微软雅黑"/>
+                <w:sz w:val="18"/>
+              </w:rPr>
+              <w:t>chat</w:t>
+            </w:r>
+          </w:p>
+        </w:tc>
+        <w:tc>
+          <w:tcPr>
+            <w:tcW w:type="dxa" w:w="1440"/>
+          </w:tcPr>
+          <w:p>
+            <w:r/>
+            <w:r>
+              <w:rPr>
+                <w:rFonts w:ascii="微软雅黑" w:hAnsi="微软雅黑" w:eastAsia="微软雅黑"/>
+                <w:sz w:val="18"/>
+              </w:rPr>
+              <w:t>对话生成 LLM</w:t>
+            </w:r>
+          </w:p>
+        </w:tc>
+        <w:tc>
+          <w:tcPr>
+            <w:tcW w:type="dxa" w:w="1440"/>
+          </w:tcPr>
+          <w:p>
+            <w:r/>
+            <w:r>
+              <w:rPr>
+                <w:rFonts w:ascii="微软雅黑" w:hAnsi="微软雅黑" w:eastAsia="微软雅黑"/>
+                <w:sz w:val="18"/>
+              </w:rPr>
+              <w:t>用户提问后主对话生成回答。对话记忆总结（_SUMMARY_PROMPT）也共用此卡。</w:t>
+            </w:r>
+          </w:p>
+        </w:tc>
+        <w:tc>
+          <w:tcPr>
+            <w:tcW w:type="dxa" w:w="1440"/>
+          </w:tcPr>
+          <w:p>
+            <w:r/>
+            <w:r>
+              <w:rPr>
+                <w:rFonts w:ascii="微软雅黑" w:hAnsi="微软雅黑" w:eastAsia="微软雅黑"/>
+                <w:sz w:val="18"/>
+              </w:rPr>
+              <w:t>DeepSeek</w:t>
+            </w:r>
+          </w:p>
+        </w:tc>
+        <w:tc>
+          <w:tcPr>
+            <w:tcW w:type="dxa" w:w="1440"/>
+          </w:tcPr>
+          <w:p>
+            <w:r/>
+            <w:r>
+              <w:rPr>
+                <w:rFonts w:ascii="微软雅黑" w:hAnsi="微软雅黑" w:eastAsia="微软雅黑"/>
+                <w:sz w:val="18"/>
+              </w:rPr>
+              <w:t>deepseek-v4-flash</w:t>
+            </w:r>
+          </w:p>
+        </w:tc>
+      </w:tr>
+      <w:tr>
+        <w:tc>
+          <w:tcPr>
+            <w:tcW w:type="dxa" w:w="1440"/>
+          </w:tcPr>
+          <w:p>
+            <w:r/>
+            <w:r>
+              <w:rPr>
+                <w:rFonts w:ascii="微软雅黑" w:hAnsi="微软雅黑" w:eastAsia="微软雅黑"/>
+                <w:sz w:val="18"/>
+              </w:rPr>
+              <w:t>2</w:t>
+            </w:r>
+          </w:p>
+        </w:tc>
+        <w:tc>
+          <w:tcPr>
+            <w:tcW w:type="dxa" w:w="1440"/>
+          </w:tcPr>
+          <w:p>
+            <w:r/>
+            <w:r>
+              <w:rPr>
+                <w:rFonts w:ascii="微软雅黑" w:hAnsi="微软雅黑" w:eastAsia="微软雅黑"/>
+                <w:sz w:val="18"/>
+              </w:rPr>
+              <w:t>jailbreak</w:t>
+            </w:r>
+          </w:p>
+        </w:tc>
+        <w:tc>
+          <w:tcPr>
+            <w:tcW w:type="dxa" w:w="1440"/>
+          </w:tcPr>
+          <w:p>
+            <w:r/>
+            <w:r>
+              <w:rPr>
+                <w:rFonts w:ascii="微软雅黑" w:hAnsi="微软雅黑" w:eastAsia="微软雅黑"/>
+                <w:sz w:val="18"/>
+              </w:rPr>
+              <w:t>越狱检测 LLM</w:t>
+            </w:r>
+          </w:p>
+        </w:tc>
+        <w:tc>
+          <w:tcPr>
+            <w:tcW w:type="dxa" w:w="1440"/>
+          </w:tcPr>
+          <w:p>
+            <w:r/>
+            <w:r>
+              <w:rPr>
+                <w:rFonts w:ascii="微软雅黑" w:hAnsi="微软雅黑" w:eastAsia="微软雅黑"/>
+                <w:sz w:val="18"/>
+              </w:rPr>
+              <w:t>回答生成后独立校验，检测是否包含违规内容。不依赖主 LLM。</w:t>
+            </w:r>
+          </w:p>
+        </w:tc>
+        <w:tc>
+          <w:tcPr>
+            <w:tcW w:type="dxa" w:w="1440"/>
+          </w:tcPr>
+          <w:p>
+            <w:r/>
+            <w:r>
+              <w:rPr>
+                <w:rFonts w:ascii="微软雅黑" w:hAnsi="微软雅黑" w:eastAsia="微软雅黑"/>
+                <w:sz w:val="18"/>
+              </w:rPr>
+              <w:t>OpenRouter</w:t>
+            </w:r>
+          </w:p>
+        </w:tc>
+        <w:tc>
+          <w:tcPr>
+            <w:tcW w:type="dxa" w:w="1440"/>
+          </w:tcPr>
+          <w:p>
+            <w:r/>
+            <w:r>
+              <w:rPr>
+                <w:rFonts w:ascii="微软雅黑" w:hAnsi="微软雅黑" w:eastAsia="微软雅黑"/>
+                <w:sz w:val="18"/>
+              </w:rPr>
+              <w:t>openai/gpt-oss-120b:free</w:t>
+            </w:r>
+          </w:p>
+        </w:tc>
+      </w:tr>
+      <w:tr>
+        <w:tc>
+          <w:tcPr>
+            <w:tcW w:type="dxa" w:w="1440"/>
+          </w:tcPr>
+          <w:p>
+            <w:r/>
+            <w:r>
+              <w:rPr>
+                <w:rFonts w:ascii="微软雅黑" w:hAnsi="微软雅黑" w:eastAsia="微软雅黑"/>
+                <w:sz w:val="18"/>
+              </w:rPr>
+              <w:t>3</w:t>
+            </w:r>
+          </w:p>
+        </w:tc>
+        <w:tc>
+          <w:tcPr>
+            <w:tcW w:type="dxa" w:w="1440"/>
+          </w:tcPr>
+          <w:p>
+            <w:r/>
+            <w:r>
+              <w:rPr>
+                <w:rFonts w:ascii="微软雅黑" w:hAnsi="微软雅黑" w:eastAsia="微软雅黑"/>
+                <w:sz w:val="18"/>
+              </w:rPr>
+              <w:t>scoring</w:t>
+            </w:r>
+          </w:p>
+        </w:tc>
+        <w:tc>
+          <w:tcPr>
+            <w:tcW w:type="dxa" w:w="1440"/>
+          </w:tcPr>
+          <w:p>
+            <w:r/>
+            <w:r>
+              <w:rPr>
+                <w:rFonts w:ascii="微软雅黑" w:hAnsi="微软雅黑" w:eastAsia="微软雅黑"/>
+                <w:sz w:val="18"/>
+              </w:rPr>
+              <w:t>语义评分 LLM</w:t>
+            </w:r>
+          </w:p>
+        </w:tc>
+        <w:tc>
+          <w:tcPr>
+            <w:tcW w:type="dxa" w:w="1440"/>
+          </w:tcPr>
+          <w:p>
+            <w:r/>
+            <w:r>
+              <w:rPr>
+                <w:rFonts w:ascii="微软雅黑" w:hAnsi="微软雅黑" w:eastAsia="微软雅黑"/>
+                <w:sz w:val="18"/>
+              </w:rPr>
+              <w:t>每次对话后对回答质量评分（1-5 分），分析用户态度。</w:t>
+            </w:r>
+          </w:p>
+        </w:tc>
+        <w:tc>
+          <w:tcPr>
+            <w:tcW w:type="dxa" w:w="1440"/>
+          </w:tcPr>
+          <w:p>
+            <w:r/>
+            <w:r>
+              <w:rPr>
+                <w:rFonts w:ascii="微软雅黑" w:hAnsi="微软雅黑" w:eastAsia="微软雅黑"/>
+                <w:sz w:val="18"/>
+              </w:rPr>
+              <w:t>OpenRouter</w:t>
+            </w:r>
+          </w:p>
+        </w:tc>
+        <w:tc>
+          <w:tcPr>
+            <w:tcW w:type="dxa" w:w="1440"/>
+          </w:tcPr>
+          <w:p>
+            <w:r/>
+            <w:r>
+              <w:rPr>
+                <w:rFonts w:ascii="微软雅黑" w:hAnsi="微软雅黑" w:eastAsia="微软雅黑"/>
+                <w:sz w:val="18"/>
+              </w:rPr>
+              <w:t>openai/gpt-oss-120b:free</w:t>
+            </w:r>
+          </w:p>
+        </w:tc>
+      </w:tr>
+      <w:tr>
+        <w:tc>
+          <w:tcPr>
+            <w:tcW w:type="dxa" w:w="1440"/>
+          </w:tcPr>
+          <w:p>
+            <w:r/>
+            <w:r>
+              <w:rPr>
+                <w:rFonts w:ascii="微软雅黑" w:hAnsi="微软雅黑" w:eastAsia="微软雅黑"/>
+                <w:sz w:val="18"/>
+              </w:rPr>
+              <w:t>4</w:t>
+            </w:r>
+          </w:p>
+        </w:tc>
+        <w:tc>
+          <w:tcPr>
+            <w:tcW w:type="dxa" w:w="1440"/>
+          </w:tcPr>
+          <w:p>
+            <w:r/>
+            <w:r>
+              <w:rPr>
+                <w:rFonts w:ascii="微软雅黑" w:hAnsi="微软雅黑" w:eastAsia="微软雅黑"/>
+                <w:sz w:val="18"/>
+              </w:rPr>
+              <w:t>fallback</w:t>
+            </w:r>
+          </w:p>
+        </w:tc>
+        <w:tc>
+          <w:tcPr>
+            <w:tcW w:type="dxa" w:w="1440"/>
+          </w:tcPr>
+          <w:p>
+            <w:r/>
+            <w:r>
+              <w:rPr>
+                <w:rFonts w:ascii="微软雅黑" w:hAnsi="微软雅黑" w:eastAsia="微软雅黑"/>
+                <w:sz w:val="18"/>
+              </w:rPr>
+              <w:t>熔断兜底 LLM</w:t>
+            </w:r>
+          </w:p>
+        </w:tc>
+        <w:tc>
+          <w:tcPr>
+            <w:tcW w:type="dxa" w:w="1440"/>
+          </w:tcPr>
+          <w:p>
+            <w:r/>
+            <w:r>
+              <w:rPr>
+                <w:rFonts w:ascii="微软雅黑" w:hAnsi="微软雅黑" w:eastAsia="微软雅黑"/>
+                <w:sz w:val="18"/>
+              </w:rPr>
+              <w:t>主 chat 请求连续失败时自动切换至此卡片。保障服务不中断。</w:t>
+            </w:r>
+          </w:p>
+        </w:tc>
+        <w:tc>
+          <w:tcPr>
+            <w:tcW w:type="dxa" w:w="1440"/>
+          </w:tcPr>
+          <w:p>
+            <w:r/>
+            <w:r>
+              <w:rPr>
+                <w:rFonts w:ascii="微软雅黑" w:hAnsi="微软雅黑" w:eastAsia="微软雅黑"/>
+                <w:sz w:val="18"/>
+              </w:rPr>
+              <w:t>Ollama</w:t>
+            </w:r>
+          </w:p>
+        </w:tc>
+        <w:tc>
+          <w:tcPr>
+            <w:tcW w:type="dxa" w:w="1440"/>
+          </w:tcPr>
+          <w:p>
+            <w:r/>
+            <w:r>
+              <w:rPr>
+                <w:rFonts w:ascii="微软雅黑" w:hAnsi="微软雅黑" w:eastAsia="微软雅黑"/>
+                <w:sz w:val="18"/>
+              </w:rPr>
+              <w:t>qwen2.5:7b</w:t>
+            </w:r>
+          </w:p>
+        </w:tc>
+      </w:tr>
+      <w:tr>
+        <w:tc>
+          <w:tcPr>
+            <w:tcW w:type="dxa" w:w="1440"/>
+          </w:tcPr>
+          <w:p>
+            <w:r/>
+            <w:r>
+              <w:rPr>
+                <w:rFonts w:ascii="微软雅黑" w:hAnsi="微软雅黑" w:eastAsia="微软雅黑"/>
+                <w:sz w:val="18"/>
+              </w:rPr>
+              <w:t>5</w:t>
+            </w:r>
+          </w:p>
+        </w:tc>
+        <w:tc>
+          <w:tcPr>
+            <w:tcW w:type="dxa" w:w="1440"/>
+          </w:tcPr>
+          <w:p>
+            <w:r/>
+            <w:r>
+              <w:rPr>
+                <w:rFonts w:ascii="微软雅黑" w:hAnsi="微软雅黑" w:eastAsia="微软雅黑"/>
+                <w:sz w:val="18"/>
+              </w:rPr>
+              <w:t>chunk</w:t>
+            </w:r>
+          </w:p>
+        </w:tc>
+        <w:tc>
+          <w:tcPr>
+            <w:tcW w:type="dxa" w:w="1440"/>
+          </w:tcPr>
+          <w:p>
+            <w:r/>
+            <w:r>
+              <w:rPr>
+                <w:rFonts w:ascii="微软雅黑" w:hAnsi="微软雅黑" w:eastAsia="微软雅黑"/>
+                <w:sz w:val="18"/>
+              </w:rPr>
+              <w:t>文档清洗 LLM</w:t>
+            </w:r>
+          </w:p>
+        </w:tc>
+        <w:tc>
+          <w:tcPr>
+            <w:tcW w:type="dxa" w:w="1440"/>
+          </w:tcPr>
+          <w:p>
+            <w:r/>
+            <w:r>
+              <w:rPr>
+                <w:rFonts w:ascii="微软雅黑" w:hAnsi="微软雅黑" w:eastAsia="微软雅黑"/>
+                <w:sz w:val="18"/>
+              </w:rPr>
+              <w:t>文档入库时对原始解析文本进行 LLM 清洗（切片为规则切割无需 LLM）。</w:t>
+            </w:r>
+          </w:p>
+        </w:tc>
+        <w:tc>
+          <w:tcPr>
+            <w:tcW w:type="dxa" w:w="1440"/>
+          </w:tcPr>
+          <w:p>
+            <w:r/>
+            <w:r>
+              <w:rPr>
+                <w:rFonts w:ascii="微软雅黑" w:hAnsi="微软雅黑" w:eastAsia="微软雅黑"/>
+                <w:sz w:val="18"/>
+              </w:rPr>
+              <w:t>硅基流动</w:t>
+            </w:r>
+          </w:p>
+        </w:tc>
+        <w:tc>
+          <w:tcPr>
+            <w:tcW w:type="dxa" w:w="1440"/>
+          </w:tcPr>
+          <w:p>
+            <w:r/>
+            <w:r>
+              <w:rPr>
+                <w:rFonts w:ascii="微软雅黑" w:hAnsi="微软雅黑" w:eastAsia="微软雅黑"/>
+                <w:sz w:val="18"/>
+              </w:rPr>
+              <w:t>Pro/MiniMaxAI/MiniMax-M2.5</w:t>
+            </w:r>
+          </w:p>
+        </w:tc>
+      </w:tr>
+      <w:tr>
+        <w:tc>
+          <w:tcPr>
+            <w:tcW w:type="dxa" w:w="1440"/>
+          </w:tcPr>
+          <w:p>
+            <w:r/>
+            <w:r>
+              <w:rPr>
+                <w:rFonts w:ascii="微软雅黑" w:hAnsi="微软雅黑" w:eastAsia="微软雅黑"/>
+                <w:sz w:val="18"/>
+              </w:rPr>
+              <w:t>6</w:t>
+            </w:r>
+          </w:p>
+        </w:tc>
+        <w:tc>
+          <w:tcPr>
+            <w:tcW w:type="dxa" w:w="1440"/>
+          </w:tcPr>
+          <w:p>
+            <w:r/>
+            <w:r>
+              <w:rPr>
+                <w:rFonts w:ascii="微软雅黑" w:hAnsi="微软雅黑" w:eastAsia="微软雅黑"/>
+                <w:sz w:val="18"/>
+              </w:rPr>
+              <w:t>promptEval</w:t>
+            </w:r>
+          </w:p>
+        </w:tc>
+        <w:tc>
+          <w:tcPr>
+            <w:tcW w:type="dxa" w:w="1440"/>
+          </w:tcPr>
+          <w:p>
+            <w:r/>
+            <w:r>
+              <w:rPr>
+                <w:rFonts w:ascii="微软雅黑" w:hAnsi="微软雅黑" w:eastAsia="微软雅黑"/>
+                <w:sz w:val="18"/>
+              </w:rPr>
+              <w:t>后端评测 LLM</w:t>
+            </w:r>
+          </w:p>
+        </w:tc>
+        <w:tc>
+          <w:tcPr>
+            <w:tcW w:type="dxa" w:w="1440"/>
+          </w:tcPr>
+          <w:p>
+            <w:r/>
+            <w:r>
+              <w:rPr>
+                <w:rFonts w:ascii="微软雅黑" w:hAnsi="微软雅黑" w:eastAsia="微软雅黑"/>
+                <w:sz w:val="18"/>
+              </w:rPr>
+              <w:t>Prompt 测试 + E2E 综合质量评测时调用。生成测试回复并执行评估。</w:t>
+            </w:r>
+          </w:p>
+        </w:tc>
+        <w:tc>
+          <w:tcPr>
+            <w:tcW w:type="dxa" w:w="1440"/>
+          </w:tcPr>
+          <w:p>
+            <w:r/>
+            <w:r>
+              <w:rPr>
+                <w:rFonts w:ascii="微软雅黑" w:hAnsi="微软雅黑" w:eastAsia="微软雅黑"/>
+                <w:sz w:val="18"/>
+              </w:rPr>
+              <w:t>DeepSeek</w:t>
+            </w:r>
+          </w:p>
+        </w:tc>
+        <w:tc>
+          <w:tcPr>
+            <w:tcW w:type="dxa" w:w="1440"/>
+          </w:tcPr>
+          <w:p>
+            <w:r/>
+            <w:r>
+              <w:rPr>
+                <w:rFonts w:ascii="微软雅黑" w:hAnsi="微软雅黑" w:eastAsia="微软雅黑"/>
+                <w:sz w:val="18"/>
+              </w:rPr>
+              <w:t>deepseek-chat</w:t>
+            </w:r>
+          </w:p>
+        </w:tc>
+      </w:tr>
+    </w:tbl>
+    <w:p>
+      <w:r>
+        <w:rPr>
+          <w:rFonts w:ascii="微软雅黑" w:hAnsi="微软雅黑" w:eastAsia="微软雅黑"/>
+          <w:sz w:val="18"/>
+        </w:rPr>
+        <w:t>注：chat/jailbreak/scoring/fallback 四张卡片在首次启动时自动创建。chunk/promptEval 在启动时自动创建但无需 API Key，管理员按需配置。</w:t>
+      </w:r>
+    </w:p>
+    <w:p>
+      <w:r>
+        <w:rPr>
+          <w:rFonts w:ascii="微软雅黑" w:hAnsi="微软雅黑" w:eastAsia="微软雅黑"/>
+          <w:b/>
+          <w:sz w:val="21"/>
+        </w:rPr>
+        <w:t>▎专用 API 组（2 张）</w:t>
+      </w:r>
+    </w:p>
+    <w:tbl>
+      <w:tblPr>
+        <w:tblStyle w:val="-11"/>
+        <w:tblW w:type="auto" w:w="0"/>
+        <w:jc w:val="center"/>
+        <w:tblLook w:firstColumn="1" w:firstRow="1" w:lastColumn="0" w:lastRow="0" w:noHBand="0" w:noVBand="1" w:val="04A0"/>
+      </w:tblPr>
+      <w:tblGrid>
+        <w:gridCol w:w="1440"/>
+        <w:gridCol w:w="1440"/>
+        <w:gridCol w:w="1440"/>
+        <w:gridCol w:w="1440"/>
+        <w:gridCol w:w="1440"/>
+        <w:gridCol w:w="1440"/>
+      </w:tblGrid>
+      <w:tr>
+        <w:tc>
+          <w:tcPr>
+            <w:tcW w:type="dxa" w:w="1440"/>
+            <w:shd w:fill="1a478a"/>
+          </w:tcPr>
+          <w:p>
+            <w:r>
+              <w:rPr>
+                <w:color w:val="FFFFFF"/>
+              </w:rPr>
+            </w:r>
+            <w:r>
+              <w:rPr>
+                <w:rFonts w:ascii="微软雅黑" w:hAnsi="微软雅黑" w:eastAsia="微软雅黑"/>
+                <w:b/>
+                <w:sz w:val="18"/>
+              </w:rPr>
+              <w:t>#</w:t>
+            </w:r>
+          </w:p>
+        </w:tc>
+        <w:tc>
+          <w:tcPr>
+            <w:tcW w:type="dxa" w:w="1440"/>
+            <w:shd w:fill="1a478a"/>
+          </w:tcPr>
+          <w:p>
+            <w:r>
+              <w:rPr>
+                <w:color w:val="FFFFFF"/>
+              </w:rPr>
+            </w:r>
+            <w:r>
+              <w:rPr>
+                <w:rFonts w:ascii="微软雅黑" w:hAnsi="微软雅黑" w:eastAsia="微软雅黑"/>
+                <w:b/>
+                <w:sz w:val="18"/>
+              </w:rPr>
+              <w:t>卡片ID</w:t>
+            </w:r>
+          </w:p>
+        </w:tc>
+        <w:tc>
+          <w:tcPr>
+            <w:tcW w:type="dxa" w:w="1440"/>
+            <w:shd w:fill="1a478a"/>
+          </w:tcPr>
+          <w:p>
+            <w:r>
+              <w:rPr>
+                <w:color w:val="FFFFFF"/>
+              </w:rPr>
+            </w:r>
+            <w:r>
+              <w:rPr>
+                <w:rFonts w:ascii="微软雅黑" w:hAnsi="微软雅黑" w:eastAsia="微软雅黑"/>
+                <w:b/>
+                <w:sz w:val="18"/>
+              </w:rPr>
+              <w:t>名称</w:t>
+            </w:r>
+          </w:p>
+        </w:tc>
+        <w:tc>
+          <w:tcPr>
+            <w:tcW w:type="dxa" w:w="1440"/>
+            <w:shd w:fill="1a478a"/>
+          </w:tcPr>
+          <w:p>
+            <w:r>
+              <w:rPr>
+                <w:color w:val="FFFFFF"/>
+              </w:rPr>
+            </w:r>
+            <w:r>
+              <w:rPr>
+                <w:rFonts w:ascii="微软雅黑" w:hAnsi="微软雅黑" w:eastAsia="微软雅黑"/>
+                <w:b/>
+                <w:sz w:val="18"/>
+              </w:rPr>
+              <w:t>用途</w:t>
+            </w:r>
+          </w:p>
+        </w:tc>
+        <w:tc>
+          <w:tcPr>
+            <w:tcW w:type="dxa" w:w="1440"/>
+            <w:shd w:fill="1a478a"/>
+          </w:tcPr>
+          <w:p>
+            <w:r>
+              <w:rPr>
+                <w:color w:val="FFFFFF"/>
+              </w:rPr>
+            </w:r>
+            <w:r>
+              <w:rPr>
+                <w:rFonts w:ascii="微软雅黑" w:hAnsi="微软雅黑" w:eastAsia="微软雅黑"/>
+                <w:b/>
+                <w:sz w:val="18"/>
+              </w:rPr>
+              <w:t>默认 Provider</w:t>
+            </w:r>
+          </w:p>
+        </w:tc>
+        <w:tc>
+          <w:tcPr>
+            <w:tcW w:type="dxa" w:w="1440"/>
+            <w:shd w:fill="1a478a"/>
+          </w:tcPr>
+          <w:p>
+            <w:r>
+              <w:rPr>
+                <w:color w:val="FFFFFF"/>
+              </w:rPr>
+            </w:r>
+            <w:r>
+              <w:rPr>
+                <w:rFonts w:ascii="微软雅黑" w:hAnsi="微软雅黑" w:eastAsia="微软雅黑"/>
+                <w:b/>
+                <w:sz w:val="18"/>
+              </w:rPr>
+              <w:t>默认模型</w:t>
+            </w:r>
+          </w:p>
+        </w:tc>
+      </w:tr>
+      <w:tr>
+        <w:tc>
+          <w:tcPr>
+            <w:tcW w:type="dxa" w:w="1440"/>
+          </w:tcPr>
+          <w:p>
+            <w:r/>
+            <w:r>
+              <w:rPr>
+                <w:rFonts w:ascii="微软雅黑" w:hAnsi="微软雅黑" w:eastAsia="微软雅黑"/>
+                <w:sz w:val="18"/>
+              </w:rPr>
+              <w:t>7</w:t>
+            </w:r>
+          </w:p>
+        </w:tc>
+        <w:tc>
+          <w:tcPr>
+            <w:tcW w:type="dxa" w:w="1440"/>
+          </w:tcPr>
+          <w:p>
+            <w:r/>
+            <w:r>
+              <w:rPr>
+                <w:rFonts w:ascii="微软雅黑" w:hAnsi="微软雅黑" w:eastAsia="微软雅黑"/>
+                <w:sz w:val="18"/>
+              </w:rPr>
+              <w:t>embedding</w:t>
+            </w:r>
+          </w:p>
+        </w:tc>
+        <w:tc>
+          <w:tcPr>
+            <w:tcW w:type="dxa" w:w="1440"/>
+          </w:tcPr>
+          <w:p>
+            <w:r/>
+            <w:r>
+              <w:rPr>
+                <w:rFonts w:ascii="微软雅黑" w:hAnsi="微软雅黑" w:eastAsia="微软雅黑"/>
+                <w:sz w:val="18"/>
+              </w:rPr>
+              <w:t>Embedding 模型</w:t>
+            </w:r>
+          </w:p>
+        </w:tc>
+        <w:tc>
+          <w:tcPr>
+            <w:tcW w:type="dxa" w:w="1440"/>
+          </w:tcPr>
+          <w:p>
+            <w:r/>
+            <w:r>
+              <w:rPr>
+                <w:rFonts w:ascii="微软雅黑" w:hAnsi="微软雅黑" w:eastAsia="微软雅黑"/>
+                <w:sz w:val="18"/>
+              </w:rPr>
+              <w:t>RAG 检索第一步 — 将查询和文档向量化。支持 OpenAI 兼容 Embedding API。</w:t>
+              <w:br/>
+              <w:t>配置在 retriever.py 中通过 get_llm_config_card("embedding") 获取。</w:t>
+            </w:r>
+          </w:p>
+        </w:tc>
+        <w:tc>
+          <w:tcPr>
+            <w:tcW w:type="dxa" w:w="1440"/>
+          </w:tcPr>
+          <w:p>
+            <w:r/>
+            <w:r>
+              <w:rPr>
+                <w:rFonts w:ascii="微软雅黑" w:hAnsi="微软雅黑" w:eastAsia="微软雅黑"/>
+                <w:sz w:val="18"/>
+              </w:rPr>
+              <w:t>Ollama（本地）</w:t>
+            </w:r>
+          </w:p>
+        </w:tc>
+        <w:tc>
+          <w:tcPr>
+            <w:tcW w:type="dxa" w:w="1440"/>
+          </w:tcPr>
+          <w:p>
+            <w:r/>
+            <w:r>
+              <w:rPr>
+                <w:rFonts w:ascii="微软雅黑" w:hAnsi="微软雅黑" w:eastAsia="微软雅黑"/>
+                <w:sz w:val="18"/>
+              </w:rPr>
+              <w:t>quentinz/bge-small-zh-v1.5</w:t>
+            </w:r>
+          </w:p>
+        </w:tc>
+      </w:tr>
+      <w:tr>
+        <w:tc>
+          <w:tcPr>
+            <w:tcW w:type="dxa" w:w="1440"/>
+          </w:tcPr>
+          <w:p>
+            <w:r/>
+            <w:r>
+              <w:rPr>
+                <w:rFonts w:ascii="微软雅黑" w:hAnsi="微软雅黑" w:eastAsia="微软雅黑"/>
+                <w:sz w:val="18"/>
+              </w:rPr>
+              <w:t>8</w:t>
+            </w:r>
+          </w:p>
+        </w:tc>
+        <w:tc>
+          <w:tcPr>
+            <w:tcW w:type="dxa" w:w="1440"/>
+          </w:tcPr>
+          <w:p>
+            <w:r/>
+            <w:r>
+              <w:rPr>
+                <w:rFonts w:ascii="微软雅黑" w:hAnsi="微软雅黑" w:eastAsia="微软雅黑"/>
+                <w:sz w:val="18"/>
+              </w:rPr>
+              <w:t>reranker</w:t>
+            </w:r>
+          </w:p>
+        </w:tc>
+        <w:tc>
+          <w:tcPr>
+            <w:tcW w:type="dxa" w:w="1440"/>
+          </w:tcPr>
+          <w:p>
+            <w:r/>
+            <w:r>
+              <w:rPr>
+                <w:rFonts w:ascii="微软雅黑" w:hAnsi="微软雅黑" w:eastAsia="微软雅黑"/>
+                <w:sz w:val="18"/>
+              </w:rPr>
+              <w:t>Reranker 模型</w:t>
+            </w:r>
+          </w:p>
+        </w:tc>
+        <w:tc>
+          <w:tcPr>
+            <w:tcW w:type="dxa" w:w="1440"/>
+          </w:tcPr>
+          <w:p>
+            <w:r/>
+            <w:r>
+              <w:rPr>
+                <w:rFonts w:ascii="微软雅黑" w:hAnsi="微软雅黑" w:eastAsia="微软雅黑"/>
+                <w:sz w:val="18"/>
+              </w:rPr>
+              <w:t>检索后重排序 — 使用专用 rerank API 对候选结果精排。</w:t>
+              <w:br/>
+              <w:t>带熔断器（_RerankCircuitBreaker）和指数退避重试。</w:t>
+              <w:br/>
+              <w:t>配置在 retriever.py 中通过 get_llm_config_card("reranker") 获取。</w:t>
+            </w:r>
+          </w:p>
+        </w:tc>
+        <w:tc>
+          <w:tcPr>
+            <w:tcW w:type="dxa" w:w="1440"/>
+          </w:tcPr>
+          <w:p>
+            <w:r/>
+            <w:r>
+              <w:rPr>
+                <w:rFonts w:ascii="微软雅黑" w:hAnsi="微软雅黑" w:eastAsia="微软雅黑"/>
+                <w:sz w:val="18"/>
+              </w:rPr>
+              <w:t>硅基流动</w:t>
+            </w:r>
+          </w:p>
+        </w:tc>
+        <w:tc>
+          <w:tcPr>
+            <w:tcW w:type="dxa" w:w="1440"/>
+          </w:tcPr>
+          <w:p>
+            <w:r/>
+            <w:r>
+              <w:rPr>
+                <w:rFonts w:ascii="微软雅黑" w:hAnsi="微软雅黑" w:eastAsia="微软雅黑"/>
+                <w:sz w:val="18"/>
+              </w:rPr>
+              <w:t>BAAI/bge-reranker-v2-m3</w:t>
+            </w:r>
+          </w:p>
+        </w:tc>
+      </w:tr>
+    </w:tbl>
+    <w:p>
+      <w:r>
+        <w:rPr>
+          <w:rFonts w:ascii="微软雅黑" w:hAnsi="微软雅黑" w:eastAsia="微软雅黑"/>
+          <w:sz w:val="18"/>
+        </w:rPr>
+        <w:t>注：embedding 和 reranker 卡片在首次启动时不会自动创建，需管理员在后端模型页面配置。系统提供合理的默认值，可直接保存。</w:t>
       </w:r>
     </w:p>
     <w:p>
       <w:pPr>
-        <w:spacing w:after="20"/>
+        <w:pStyle w:val="21"/>
       </w:pPr>
       <w:r>
-        <w:t xml:space="preserve">   6.3 API Key 加密存储</w:t>
+        <w:t>6.2 两条 LLM 调用链路</w:t>
       </w:r>
     </w:p>
+    <w:p>
+      <w:r>
+        <w:rPr>
+          <w:rFonts w:ascii="微软雅黑" w:hAnsi="微软雅黑" w:eastAsia="微软雅黑"/>
+          <w:sz w:val="21"/>
+        </w:rPr>
+        <w:t>8 张卡片形成两条独立的 LLM 调用链路：</w:t>
+      </w:r>
+    </w:p>
+    <w:p>
+      <w:r>
+        <w:rPr>
+          <w:rFonts w:ascii="微软雅黑" w:hAnsi="微软雅黑" w:eastAsia="微软雅黑"/>
+          <w:b/>
+          <w:sz w:val="21"/>
+        </w:rPr>
+        <w:t>链路 A — 用户交互链路</w:t>
+      </w:r>
+    </w:p>
+    <w:p>
+      <w:pPr>
+        <w:ind w:left="288"/>
+      </w:pPr>
+      <w:r>
+        <w:rPr>
+          <w:rFonts w:ascii="微软雅黑" w:hAnsi="微软雅黑" w:eastAsia="微软雅黑"/>
+          <w:sz w:val="20"/>
+        </w:rPr>
+        <w:t xml:space="preserve">  用户提问 → [chat卡片: 主LLM生成回答]  ↓失败时 → [fallback卡片: Ollama本地兜底]</w:t>
+        <w:br/>
+        <w:t>回答输出后 → [jailbreak卡片: 越狱检测] → [scoring卡片: 语义评分]</w:t>
+      </w:r>
+    </w:p>
+    <w:p>
+      <w:r>
+        <w:rPr>
+          <w:rFonts w:ascii="微软雅黑" w:hAnsi="微软雅黑" w:eastAsia="微软雅黑"/>
+          <w:sz w:val="21"/>
+        </w:rPr>
+        <w:t>覆盖用户从输入到回答输出的完整交互过程，涉及 4 张卡片：chat / fallback / jailbreak / scoring。其中 chat 和 fallback 串联，jailbreak 和 scoring 并联。</w:t>
+      </w:r>
+    </w:p>
+    <w:p>
+      <w:r>
+        <w:rPr>
+          <w:rFonts w:ascii="微软雅黑" w:hAnsi="微软雅黑" w:eastAsia="微软雅黑"/>
+          <w:b/>
+          <w:sz w:val="21"/>
+        </w:rPr>
+        <w:t>链路 B — 系统处理后端链路</w:t>
+      </w:r>
+    </w:p>
+    <w:p>
+      <w:pPr>
+        <w:ind w:left="288"/>
+      </w:pPr>
+      <w:r>
+        <w:rPr>
+          <w:rFonts w:ascii="微软雅黑" w:hAnsi="微软雅黑" w:eastAsia="微软雅黑"/>
+          <w:sz w:val="20"/>
+        </w:rPr>
+        <w:t xml:space="preserve">  RAG检索 → [embedding卡片: 向量化] → [reranker卡片: 重排序]</w:t>
+        <w:br/>
+        <w:t xml:space="preserve">  Prompt评测 → [promptEval卡片: 测试并评分]</w:t>
+        <w:br/>
+        <w:t xml:space="preserve">  文档预处理 → [chunk卡片: LLM清洗]</w:t>
+      </w:r>
+    </w:p>
+    <w:p>
+      <w:r>
+        <w:rPr>
+          <w:rFonts w:ascii="微软雅黑" w:hAnsi="微软雅黑" w:eastAsia="微软雅黑"/>
+          <w:sz w:val="21"/>
+        </w:rPr>
+        <w:t>覆盖离线处理和管理后台的后端操作，涉及 4 张卡片：embedding / reranker / promptEval / chunk。</w:t>
+      </w:r>
+    </w:p>
+    <w:p>
+      <w:pPr>
+        <w:pStyle w:val="21"/>
+      </w:pPr>
+      <w:r>
+        <w:t>6.3 管理后台配置界面</w:t>
+      </w:r>
+    </w:p>
+    <w:p>
+      <w:r>
+        <w:rPr>
+          <w:rFonts w:ascii="微软雅黑" w:hAnsi="微软雅黑" w:eastAsia="微软雅黑"/>
+          <w:sz w:val="21"/>
+        </w:rPr>
+        <w:t>管理后台「后端模型」Tab（admin_model_preview.html）提供可视化配置：</w:t>
+      </w:r>
+    </w:p>
+    <w:p>
+      <w:r>
+        <w:rPr>
+          <w:rFonts w:ascii="微软雅黑" w:hAnsi="微软雅黑" w:eastAsia="微软雅黑"/>
+          <w:sz w:val="20"/>
+        </w:rPr>
+        <w:t>• 8 张卡片按"对话与安全"和"专用 API"分组展示，各卡片含独立状态指示（🟢 已配置 / 🟡 未配置）</w:t>
+      </w:r>
+    </w:p>
+    <w:p>
+      <w:r>
+        <w:rPr>
+          <w:rFonts w:ascii="微软雅黑" w:hAnsi="微软雅黑" w:eastAsia="微软雅黑"/>
+          <w:sz w:val="20"/>
+        </w:rPr>
+        <w:t>• 每张卡片提供 Provider 下拉、Model 选择/输入、Base URL 输入、API Key 输入</w:t>
+      </w:r>
+    </w:p>
+    <w:p>
+      <w:r>
+        <w:rPr>
+          <w:rFonts w:ascii="微软雅黑" w:hAnsi="微软雅黑" w:eastAsia="微软雅黑"/>
+          <w:sz w:val="20"/>
+        </w:rPr>
+        <w:t>• 支持「测试连接」按钮验证当前配置是否可用</w:t>
+      </w:r>
+    </w:p>
+    <w:p>
+      <w:r>
+        <w:rPr>
+          <w:rFonts w:ascii="微软雅黑" w:hAnsi="微软雅黑" w:eastAsia="微软雅黑"/>
+          <w:sz w:val="20"/>
+        </w:rPr>
+        <w:t>• 支持「保存配置」按钮持久化到 llm_configs 表</w:t>
+      </w:r>
+    </w:p>
+    <w:p>
+      <w:r>
+        <w:rPr>
+          <w:rFonts w:ascii="微软雅黑" w:hAnsi="微软雅黑" w:eastAsia="微软雅黑"/>
+          <w:sz w:val="20"/>
+        </w:rPr>
+        <w:t>• 支持「刷新模型列表」从 Provider API 拉取可用模型</w:t>
+      </w:r>
+    </w:p>
+    <w:p>
+      <w:r>
+        <w:rPr>
+          <w:rFonts w:ascii="微软雅黑" w:hAnsi="微软雅黑" w:eastAsia="微软雅黑"/>
+          <w:sz w:val="20"/>
+        </w:rPr>
+        <w:t>• 底部展示 LLM 调用链路图，直观显示各卡片的关系</w:t>
+      </w:r>
+    </w:p>
+    <w:p>
+      <w:pPr>
+        <w:pStyle w:val="21"/>
+      </w:pPr>
+      <w:r>
+        <w:t>6.4 API Key 加密存储与 SSRF 防护</w:t>
+      </w:r>
+    </w:p>
+    <w:p>
+      <w:r>
+        <w:rPr>
+          <w:rFonts w:ascii="微软雅黑" w:hAnsi="微软雅黑" w:eastAsia="微软雅黑"/>
+          <w:b/>
+          <w:sz w:val="21"/>
+        </w:rPr>
+        <w:t>API Key 加密：</w:t>
+      </w:r>
+    </w:p>
+    <w:p>
+      <w:r>
+        <w:rPr>
+          <w:rFonts w:ascii="微软雅黑" w:hAnsi="微软雅黑" w:eastAsia="微软雅黑"/>
+          <w:sz w:val="20"/>
+        </w:rPr>
+        <w:t>• 加密：_encrypt_api_key(plaintext) → Fernet 对称加密（gAAAAA... 密文）</w:t>
+      </w:r>
+    </w:p>
+    <w:p>
+      <w:r>
+        <w:rPr>
+          <w:rFonts w:ascii="微软雅黑" w:hAnsi="微软雅黑" w:eastAsia="微软雅黑"/>
+          <w:sz w:val="20"/>
+        </w:rPr>
+        <w:t>• 解密：_decrypt_api_key(ciphertext) → 明文或抛出 InvalidToken</w:t>
+      </w:r>
+    </w:p>
+    <w:p>
+      <w:r>
+        <w:rPr>
+          <w:rFonts w:ascii="微软雅黑" w:hAnsi="微软雅黑" w:eastAsia="微软雅黑"/>
+          <w:sz w:val="20"/>
+        </w:rPr>
+        <w:t>• 密钥来源：环境变量 LLM_KEY_ENCRYPTION_KEY 或文件 agent_data/.encryption_key</w:t>
+      </w:r>
+    </w:p>
+    <w:p>
+      <w:r>
+        <w:rPr>
+          <w:rFonts w:ascii="微软雅黑" w:hAnsi="微软雅黑" w:eastAsia="微软雅黑"/>
+          <w:sz w:val="20"/>
+        </w:rPr>
+        <w:t>• 校验：启动时 validate_encryption_consistency 检查 DB 加密数据与密钥的一致性</w:t>
+      </w:r>
+    </w:p>
+    <w:p>
+      <w:r>
+        <w:rPr>
+          <w:rFonts w:ascii="微软雅黑" w:hAnsi="微软雅黑" w:eastAsia="微软雅黑"/>
+          <w:b/>
+          <w:sz w:val="21"/>
+        </w:rPr>
+        <w:t>SSRF 防护：</w:t>
+      </w:r>
+    </w:p>
+    <w:p>
+      <w:r>
+        <w:rPr>
+          <w:rFonts w:ascii="微软雅黑" w:hAnsi="微软雅黑" w:eastAsia="微软雅黑"/>
+          <w:sz w:val="20"/>
+        </w:rPr>
+        <w:t>• 白名单域名：api.siliconflow.cn, dashscope.aliyuncs.com, ollama.sailraining.top, localhost（仅embedding）</w:t>
+      </w:r>
+    </w:p>
+    <w:p>
+      <w:r>
+        <w:rPr>
+          <w:rFonts w:ascii="微软雅黑" w:hAnsi="微软雅黑" w:eastAsia="微软雅黑"/>
+          <w:sz w:val="20"/>
+        </w:rPr>
+        <w:t>• 严格禁止：裸 IP、127.0.0.1、内网地址</w:t>
+      </w:r>
+    </w:p>
+    <w:p>
+      <w:pPr>
+        <w:pStyle w:val="21"/>
+      </w:pPr>
+      <w:r>
+        <w:t>6.5 关键实现文件</w:t>
+      </w:r>
+    </w:p>
+    <w:tbl>
+      <w:tblPr>
+        <w:tblStyle w:val="-11"/>
+        <w:tblW w:type="auto" w:w="0"/>
+        <w:jc w:val="center"/>
+        <w:tblLook w:firstColumn="1" w:firstRow="1" w:lastColumn="0" w:lastRow="0" w:noHBand="0" w:noVBand="1" w:val="04A0"/>
+      </w:tblPr>
+      <w:tblGrid>
+        <w:gridCol w:w="2880"/>
+        <w:gridCol w:w="2880"/>
+        <w:gridCol w:w="2880"/>
+      </w:tblGrid>
+      <w:tr>
+        <w:tc>
+          <w:tcPr>
+            <w:tcW w:type="dxa" w:w="2880"/>
+            <w:shd w:fill="1a478a"/>
+          </w:tcPr>
+          <w:p>
+            <w:r>
+              <w:rPr>
+                <w:color w:val="FFFFFF"/>
+              </w:rPr>
+            </w:r>
+            <w:r>
+              <w:rPr>
+                <w:rFonts w:ascii="微软雅黑" w:hAnsi="微软雅黑" w:eastAsia="微软雅黑"/>
+                <w:b/>
+                <w:sz w:val="18"/>
+              </w:rPr>
+              <w:t>文件</w:t>
+            </w:r>
+          </w:p>
+        </w:tc>
+        <w:tc>
+          <w:tcPr>
+            <w:tcW w:type="dxa" w:w="2880"/>
+            <w:shd w:fill="1a478a"/>
+          </w:tcPr>
+          <w:p>
+            <w:r>
+              <w:rPr>
+                <w:color w:val="FFFFFF"/>
+              </w:rPr>
+            </w:r>
+            <w:r>
+              <w:rPr>
+                <w:rFonts w:ascii="微软雅黑" w:hAnsi="微软雅黑" w:eastAsia="微软雅黑"/>
+                <w:b/>
+                <w:sz w:val="18"/>
+              </w:rPr>
+              <w:t>行数</w:t>
+            </w:r>
+          </w:p>
+        </w:tc>
+        <w:tc>
+          <w:tcPr>
+            <w:tcW w:type="dxa" w:w="2880"/>
+            <w:shd w:fill="1a478a"/>
+          </w:tcPr>
+          <w:p>
+            <w:r>
+              <w:rPr>
+                <w:color w:val="FFFFFF"/>
+              </w:rPr>
+            </w:r>
+            <w:r>
+              <w:rPr>
+                <w:rFonts w:ascii="微软雅黑" w:hAnsi="微软雅黑" w:eastAsia="微软雅黑"/>
+                <w:b/>
+                <w:sz w:val="18"/>
+              </w:rPr>
+              <w:t>职责</w:t>
+            </w:r>
+          </w:p>
+        </w:tc>
+      </w:tr>
+      <w:tr>
+        <w:tc>
+          <w:tcPr>
+            <w:tcW w:type="dxa" w:w="2880"/>
+          </w:tcPr>
+          <w:p>
+            <w:r/>
+            <w:r>
+              <w:rPr>
+                <w:rFonts w:ascii="微软雅黑" w:hAnsi="微软雅黑" w:eastAsia="微软雅黑"/>
+                <w:sz w:val="18"/>
+              </w:rPr>
+              <w:t>llm_config_manager.py</w:t>
+            </w:r>
+          </w:p>
+        </w:tc>
+        <w:tc>
+          <w:tcPr>
+            <w:tcW w:type="dxa" w:w="2880"/>
+          </w:tcPr>
+          <w:p>
+            <w:r/>
+            <w:r>
+              <w:rPr>
+                <w:rFonts w:ascii="微软雅黑" w:hAnsi="微软雅黑" w:eastAsia="微软雅黑"/>
+                <w:sz w:val="18"/>
+              </w:rPr>
+              <w:t>~350</w:t>
+            </w:r>
+          </w:p>
+        </w:tc>
+        <w:tc>
+          <w:tcPr>
+            <w:tcW w:type="dxa" w:w="2880"/>
+          </w:tcPr>
+          <w:p>
+            <w:r/>
+            <w:r>
+              <w:rPr>
+                <w:rFonts w:ascii="微软雅黑" w:hAnsi="微软雅黑" w:eastAsia="微软雅黑"/>
+                <w:sz w:val="18"/>
+              </w:rPr>
+              <w:t>核心管理：8 卡 CRUD / API Key 加密 / SSRF 校验</w:t>
+            </w:r>
+          </w:p>
+        </w:tc>
+      </w:tr>
+      <w:tr>
+        <w:tc>
+          <w:tcPr>
+            <w:tcW w:type="dxa" w:w="2880"/>
+          </w:tcPr>
+          <w:p>
+            <w:r/>
+            <w:r>
+              <w:rPr>
+                <w:rFonts w:ascii="微软雅黑" w:hAnsi="微软雅黑" w:eastAsia="微软雅黑"/>
+                <w:sz w:val="18"/>
+              </w:rPr>
+              <w:t>llm_provider.py</w:t>
+            </w:r>
+          </w:p>
+        </w:tc>
+        <w:tc>
+          <w:tcPr>
+            <w:tcW w:type="dxa" w:w="2880"/>
+          </w:tcPr>
+          <w:p>
+            <w:r/>
+            <w:r>
+              <w:rPr>
+                <w:rFonts w:ascii="微软雅黑" w:hAnsi="微软雅黑" w:eastAsia="微软雅黑"/>
+                <w:sz w:val="18"/>
+              </w:rPr>
+              <w:t>~100</w:t>
+            </w:r>
+          </w:p>
+        </w:tc>
+        <w:tc>
+          <w:tcPr>
+            <w:tcW w:type="dxa" w:w="2880"/>
+          </w:tcPr>
+          <w:p>
+            <w:r/>
+            <w:r>
+              <w:rPr>
+                <w:rFonts w:ascii="微软雅黑" w:hAnsi="微软雅黑" w:eastAsia="微软雅黑"/>
+                <w:sz w:val="18"/>
+              </w:rPr>
+              <w:t>LLM Provider 封装：chat/completions 调用 + Fallback 切换</w:t>
+            </w:r>
+          </w:p>
+        </w:tc>
+      </w:tr>
+      <w:tr>
+        <w:tc>
+          <w:tcPr>
+            <w:tcW w:type="dxa" w:w="2880"/>
+          </w:tcPr>
+          <w:p>
+            <w:r/>
+            <w:r>
+              <w:rPr>
+                <w:rFonts w:ascii="微软雅黑" w:hAnsi="微软雅黑" w:eastAsia="微软雅黑"/>
+                <w:sz w:val="18"/>
+              </w:rPr>
+              <w:t>admin_model_preview.html</w:t>
+            </w:r>
+          </w:p>
+        </w:tc>
+        <w:tc>
+          <w:tcPr>
+            <w:tcW w:type="dxa" w:w="2880"/>
+          </w:tcPr>
+          <w:p>
+            <w:r/>
+            <w:r>
+              <w:rPr>
+                <w:rFonts w:ascii="微软雅黑" w:hAnsi="微软雅黑" w:eastAsia="微软雅黑"/>
+                <w:sz w:val="18"/>
+              </w:rPr>
+              <w:t>~450</w:t>
+            </w:r>
+          </w:p>
+        </w:tc>
+        <w:tc>
+          <w:tcPr>
+            <w:tcW w:type="dxa" w:w="2880"/>
+          </w:tcPr>
+          <w:p>
+            <w:r/>
+            <w:r>
+              <w:rPr>
+                <w:rFonts w:ascii="微软雅黑" w:hAnsi="微软雅黑" w:eastAsia="微软雅黑"/>
+                <w:sz w:val="18"/>
+              </w:rPr>
+              <w:t>后端模型配置页面 UI（8 张卡片 + 调用链路图）</w:t>
+            </w:r>
+          </w:p>
+        </w:tc>
+      </w:tr>
+      <w:tr>
+        <w:tc>
+          <w:tcPr>
+            <w:tcW w:type="dxa" w:w="2880"/>
+          </w:tcPr>
+          <w:p>
+            <w:r/>
+            <w:r>
+              <w:rPr>
+                <w:rFonts w:ascii="微软雅黑" w:hAnsi="微软雅黑" w:eastAsia="微软雅黑"/>
+                <w:sz w:val="18"/>
+              </w:rPr>
+              <w:t>retriever.py</w:t>
+            </w:r>
+          </w:p>
+        </w:tc>
+        <w:tc>
+          <w:tcPr>
+            <w:tcW w:type="dxa" w:w="2880"/>
+          </w:tcPr>
+          <w:p>
+            <w:r/>
+            <w:r>
+              <w:rPr>
+                <w:rFonts w:ascii="微软雅黑" w:hAnsi="微软雅黑" w:eastAsia="微软雅黑"/>
+                <w:sz w:val="18"/>
+              </w:rPr>
+              <w:t>~773</w:t>
+            </w:r>
+          </w:p>
+        </w:tc>
+        <w:tc>
+          <w:tcPr>
+            <w:tcW w:type="dxa" w:w="2880"/>
+          </w:tcPr>
+          <w:p>
+            <w:r/>
+            <w:r>
+              <w:rPr>
+                <w:rFonts w:ascii="微软雅黑" w:hAnsi="微软雅黑" w:eastAsia="微软雅黑"/>
+                <w:sz w:val="18"/>
+              </w:rPr>
+              <w:t>读取 embedding/reranker 卡片配置用于检索管道</w:t>
+            </w:r>
+          </w:p>
+        </w:tc>
+      </w:tr>
+      <w:tr>
+        <w:tc>
+          <w:tcPr>
+            <w:tcW w:type="dxa" w:w="2880"/>
+          </w:tcPr>
+          <w:p>
+            <w:r/>
+            <w:r>
+              <w:rPr>
+                <w:rFonts w:ascii="微软雅黑" w:hAnsi="微软雅黑" w:eastAsia="微软雅黑"/>
+                <w:sz w:val="18"/>
+              </w:rPr>
+              <w:t>agent.py</w:t>
+            </w:r>
+          </w:p>
+        </w:tc>
+        <w:tc>
+          <w:tcPr>
+            <w:tcW w:type="dxa" w:w="2880"/>
+          </w:tcPr>
+          <w:p>
+            <w:r/>
+            <w:r>
+              <w:rPr>
+                <w:rFonts w:ascii="微软雅黑" w:hAnsi="微软雅黑" w:eastAsia="微软雅黑"/>
+                <w:sz w:val="18"/>
+              </w:rPr>
+              <w:t>~1444</w:t>
+            </w:r>
+          </w:p>
+        </w:tc>
+        <w:tc>
+          <w:tcPr>
+            <w:tcW w:type="dxa" w:w="2880"/>
+          </w:tcPr>
+          <w:p>
+            <w:r/>
+            <w:r>
+              <w:rPr>
+                <w:rFonts w:ascii="微软雅黑" w:hAnsi="微软雅黑" w:eastAsia="微软雅黑"/>
+                <w:sz w:val="18"/>
+              </w:rPr>
+              <w:t>读取 chat/jailbreak/scoring/fallback 卡片配置</w:t>
+            </w:r>
+          </w:p>
+        </w:tc>
+      </w:tr>
+      <w:tr>
+        <w:tc>
+          <w:tcPr>
+            <w:tcW w:type="dxa" w:w="2880"/>
+          </w:tcPr>
+          <w:p>
+            <w:r/>
+            <w:r>
+              <w:rPr>
+                <w:rFonts w:ascii="微软雅黑" w:hAnsi="微软雅黑" w:eastAsia="微软雅黑"/>
+                <w:sz w:val="18"/>
+              </w:rPr>
+              <w:t>prompt_tester.py</w:t>
+            </w:r>
+          </w:p>
+        </w:tc>
+        <w:tc>
+          <w:tcPr>
+            <w:tcW w:type="dxa" w:w="2880"/>
+          </w:tcPr>
+          <w:p>
+            <w:r/>
+            <w:r>
+              <w:rPr>
+                <w:rFonts w:ascii="微软雅黑" w:hAnsi="微软雅黑" w:eastAsia="微软雅黑"/>
+                <w:sz w:val="18"/>
+              </w:rPr>
+              <w:t>~600</w:t>
+            </w:r>
+          </w:p>
+        </w:tc>
+        <w:tc>
+          <w:tcPr>
+            <w:tcW w:type="dxa" w:w="2880"/>
+          </w:tcPr>
+          <w:p>
+            <w:r/>
+            <w:r>
+              <w:rPr>
+                <w:rFonts w:ascii="微软雅黑" w:hAnsi="微软雅黑" w:eastAsia="微软雅黑"/>
+                <w:sz w:val="18"/>
+              </w:rPr>
+              <w:t>读取 promptEval 卡片配置用于 Prompt 评测</w:t>
+            </w:r>
+          </w:p>
+        </w:tc>
+      </w:tr>
+      <w:tr>
+        <w:tc>
+          <w:tcPr>
+            <w:tcW w:type="dxa" w:w="2880"/>
+          </w:tcPr>
+          <w:p>
+            <w:r/>
+            <w:r>
+              <w:rPr>
+                <w:rFonts w:ascii="微软雅黑" w:hAnsi="微软雅黑" w:eastAsia="微软雅黑"/>
+                <w:sz w:val="18"/>
+              </w:rPr>
+              <w:t>llm_cleaner.py</w:t>
+            </w:r>
+          </w:p>
+        </w:tc>
+        <w:tc>
+          <w:tcPr>
+            <w:tcW w:type="dxa" w:w="2880"/>
+          </w:tcPr>
+          <w:p>
+            <w:r/>
+            <w:r>
+              <w:rPr>
+                <w:rFonts w:ascii="微软雅黑" w:hAnsi="微软雅黑" w:eastAsia="微软雅黑"/>
+                <w:sz w:val="18"/>
+              </w:rPr>
+              <w:t>~250</w:t>
+            </w:r>
+          </w:p>
+        </w:tc>
+        <w:tc>
+          <w:tcPr>
+            <w:tcW w:type="dxa" w:w="2880"/>
+          </w:tcPr>
+          <w:p>
+            <w:r/>
+            <w:r>
+              <w:rPr>
+                <w:rFonts w:ascii="微软雅黑" w:hAnsi="微软雅黑" w:eastAsia="微软雅黑"/>
+                <w:sz w:val="18"/>
+              </w:rPr>
+              <w:t>读取 chunk 卡片配置用于文档清洗</w:t>
+            </w:r>
+          </w:p>
+        </w:tc>
+      </w:tr>
+    </w:tbl>
     <w:p>
       <w:pPr>
         <w:spacing w:after="20"/>
